--- a/ky/wisdom-stories/being-human.docx
+++ b/ky/wisdom-stories/being-human.docx
@@ -93,7 +93,7 @@
           <w:sz w:val="22"/>
           <w:lang w:val="ky-KG"/>
         </w:rPr>
-        <w:t>Ар бир ишти акылга салып, ченемди билүү; сөзүң менен ишиңди бир кылып, кыйынчылыкка моюн сунбоо.</w:t>
+        <w:t>Ар бир ишти акылга салып, ченемди билүү; ишиңде ырааттуу болуп, кыйынчылыкка моюн сунбоо.</w:t>
       </w:r>
     </w:p>
     <w:p>
@@ -171,7 +171,7 @@
           <w:sz w:val="22"/>
           <w:lang w:val="ky-KG"/>
         </w:rPr>
-        <w:t xml:space="preserve">Сабак: </w:t>
+        <w:t>Сабак: Адамдын баркы билиминен эле эмес, адамгерчилигинен да билинет. Өзгөнү сыйлай билген жүрөктө сүйүү да, адилеттик да болот.</w:t>
       </w:r>
       <w:r>
         <w:rPr>
@@ -180,7 +180,6 @@
           <w:sz w:val="22"/>
           <w:lang w:val="ky-KG"/>
         </w:rPr>
-        <w:t>Адамдын баркы билиминен эле эмес, адамгерчилигинен да билинет. Өзгөнү сыйлай билген жүрөктө мээрим да, адилеттик да болот.</w:t>
       </w:r>
     </w:p>
     <w:p>
@@ -200,7 +199,7 @@
           <w:sz w:val="18"/>
           <w:lang w:val="ky-KG"/>
         </w:rPr>
-        <w:t>Окуя ачык интернет булактарынан алынды.</w:t>
+        <w:t>Аңгемелер ачык интернет булактарынан алынган, иллюстрациялар болсо ЖИ менен түзүлгөн.</w:t>
       </w:r>
     </w:p>
     <w:sectPr>

--- a/ky/wisdom-stories/being-human.docx
+++ b/ky/wisdom-stories/being-human.docx
@@ -3,205 +3,68 @@
 <w:document xmlns:wpc="http://schemas.microsoft.com/office/word/2010/wordprocessingCanvas" xmlns:cx="http://schemas.microsoft.com/office/drawing/2014/chartex" xmlns:cx1="http://schemas.microsoft.com/office/drawing/2015/9/8/chartex" xmlns:cx2="http://schemas.microsoft.com/office/drawing/2015/10/21/chartex" xmlns:cx3="http://schemas.microsoft.com/office/drawing/2016/5/9/chartex" xmlns:cx4="http://schemas.microsoft.com/office/drawing/2016/5/10/chartex" xmlns:cx5="http://schemas.microsoft.com/office/drawing/2016/5/11/chartex" xmlns:cx6="http://schemas.microsoft.com/office/drawing/2016/5/12/chartex" xmlns:cx7="http://schemas.microsoft.com/office/drawing/2016/5/13/chartex" xmlns:cx8="http://schemas.microsoft.com/office/drawing/2016/5/14/chartex" xmlns:mc="http://schemas.openxmlformats.org/markup-compatibility/2006" xmlns:aink="http://schemas.microsoft.com/office/drawing/2016/ink" xmlns:am3d="http://schemas.microsoft.com/office/drawing/2017/model3d" xmlns:o="urn:schemas-microsoft-com:office:office" xmlns:oel="http://schemas.microsoft.com/office/2019/extlst" xmlns:r="http://schemas.openxmlformats.org/officeDocument/2006/relationships" xmlns:m="http://schemas.openxmlformats.org/officeDocument/2006/math" xmlns:v="urn:schemas-microsoft-com:vml" xmlns:wp14="http://schemas.microsoft.com/office/word/2010/wordprocessingDrawing" xmlns:wp="http://schemas.openxmlformats.org/drawingml/2006/wordprocessingDrawing" xmlns:w10="urn:schemas-microsoft-com:office:word" xmlns:w="http://schemas.openxmlformats.org/wordprocessingml/2006/main" xmlns:w14="http://schemas.microsoft.com/office/word/2010/wordml" xmlns:w15="http://schemas.microsoft.com/office/word/2012/wordml" xmlns:w16cex="http://schemas.microsoft.com/office/word/2018/wordml/cex" xmlns:w16cid="http://schemas.microsoft.com/office/word/2016/wordml/cid" xmlns:w16="http://schemas.microsoft.com/office/word/2018/wordml" xmlns:w16du="http://schemas.microsoft.com/office/word/2023/wordml/word16du" xmlns:w16sdtdh="http://schemas.microsoft.com/office/word/2020/wordml/sdtdatahash" xmlns:w16sdtfl="http://schemas.microsoft.com/office/word/2024/wordml/sdtformatlock" xmlns:w16se="http://schemas.microsoft.com/office/word/2015/wordml/symex" xmlns:wpg="http://schemas.microsoft.com/office/word/2010/wordprocessingGroup" xmlns:wpi="http://schemas.microsoft.com/office/word/2010/wordprocessingInk" xmlns:wne="http://schemas.microsoft.com/office/word/2006/wordml" xmlns:wps="http://schemas.microsoft.com/office/word/2010/wordprocessingShape" mc:Ignorable="w14 w15 w16se w16cid w16 w16cex w16sdtdh w16sdtfl w16du wp14">
   <w:body>
     <w:p>
-      <w:pPr>
-        <w:pStyle w:val="Title"/>
-        <w:keepNext/>
-        <w:keepLines w:val="0"/>
-        <w:pageBreakBefore w:val="0"/>
-        <w:widowControl/>
-        <w:spacing w:line="269" w:lineRule="auto" w:after="180" w:before="0"/>
-      </w:pPr>
-      <w:bookmarkStart w:id="10010" w:name="Story_11"/>
       <w:r>
         <w:rPr>
-          <w:rFonts w:ascii="Arial" w:hAnsi="Arial"/>
           <w:b/>
-          <w:color w:val="000000"/>
-          <w:sz w:val="34"/>
-          <w:lang w:val="ky-KG"/>
+          <w:bCs/>
         </w:rPr>
         <w:t>Адам болуу</w:t>
       </w:r>
-      <w:bookmarkEnd w:id="10010"/>
     </w:p>
     <w:p>
-      <w:pPr>
-        <w:keepNext w:val="0"/>
-        <w:keepLines w:val="0"/>
-        <w:pageBreakBefore w:val="0"/>
-        <w:widowControl/>
-        <w:spacing w:line="269" w:lineRule="auto" w:after="120" w:before="0"/>
-      </w:pPr>
       <w:r>
-        <w:rPr>
-          <w:rFonts w:ascii="Arial" w:eastAsia="Arial" w:hAnsi="Arial"/>
-          <w:color w:val="000000"/>
-          <w:sz w:val="22"/>
-          <w:lang w:val="ky-KG"/>
-        </w:rPr>
-        <w:t>«Аалым болуу оңой, адам болуу кыйын» — деген сөздү көп угабыз. Анда адам болуу деген эмне?</w:t>
+        <w:t>«Аалым болуу оңой, адам болуу кыйын», — деп айтылат. Адам болуу деген эмне?</w:t>
       </w:r>
     </w:p>
     <w:p>
-      <w:pPr>
-        <w:keepNext w:val="0"/>
-        <w:keepLines w:val="0"/>
-        <w:pageBreakBefore w:val="0"/>
-        <w:widowControl/>
-        <w:spacing w:line="269" w:lineRule="auto" w:after="120" w:before="0"/>
-      </w:pPr>
       <w:r>
-        <w:rPr>
-          <w:rFonts w:ascii="Arial" w:eastAsia="Arial" w:hAnsi="Arial"/>
-          <w:color w:val="000000"/>
-          <w:sz w:val="22"/>
-          <w:lang w:val="ky-KG"/>
-        </w:rPr>
-        <w:t>Адам болуу — изги, даанышман, маданияттуу, адилет, ар-намыстуу жана татыктуу жашоо.</w:t>
+        <w:t>Бул — абийир менен жашоо: чынчыл, адилеттүү болуу, өз кадыр-баркыңды сактоо менен бирге башканын кадыр-баркын тебелебөө.</w:t>
       </w:r>
     </w:p>
     <w:p>
-      <w:pPr>
-        <w:keepNext w:val="0"/>
-        <w:keepLines w:val="0"/>
-        <w:pageBreakBefore w:val="0"/>
-        <w:widowControl/>
-        <w:spacing w:line="269" w:lineRule="auto" w:after="120" w:before="0"/>
-      </w:pPr>
       <w:r>
-        <w:rPr>
-          <w:rFonts w:ascii="Arial" w:eastAsia="Arial" w:hAnsi="Arial"/>
-          <w:color w:val="000000"/>
-          <w:sz w:val="22"/>
-          <w:lang w:val="ky-KG"/>
-        </w:rPr>
-        <w:t>Адептүү, сылык, зирек жана жөнөкөй болуу; өзүңдү мактабай, башкаларды урматтоо.</w:t>
+        <w:t>Адептүү, сылык жана кичипейил болуу. Адамды байлыгына же ээлеген кызматына карап эмес, адам болгону үчүн сыйлоо. Башкалардын гана эмес, өзүңдүн да кемчиликтериңди көрө билүү.</w:t>
       </w:r>
     </w:p>
     <w:p>
-      <w:pPr>
-        <w:keepNext w:val="0"/>
-        <w:keepLines w:val="0"/>
-        <w:pageBreakBefore w:val="0"/>
-        <w:widowControl/>
-        <w:spacing w:line="269" w:lineRule="auto" w:after="120" w:before="0"/>
-      </w:pPr>
       <w:r>
-        <w:rPr>
-          <w:rFonts w:ascii="Arial" w:hAnsi="Arial"/>
-          <w:color w:val="000000"/>
-          <w:sz w:val="22"/>
-          <w:lang w:val="ky-KG"/>
-        </w:rPr>
-        <w:t>Ар бир ишти акылга салып, ченемди билүү; ишиңде ырааттуу болуп, кыйынчылыкка моюн сунбоо.</w:t>
+        <w:t>Ар бир кадамыңдын кесепетин ойлонуу, катаңды моюнга алуу жана кылган ишиңе жооп берүү. Талашта өзүңдү кармай билүү, кыйынчылыкта чөгүп кетпөө.</w:t>
       </w:r>
     </w:p>
     <w:p>
-      <w:pPr>
-        <w:keepNext w:val="0"/>
-        <w:keepLines w:val="0"/>
-        <w:pageBreakBefore w:val="0"/>
-        <w:widowControl/>
-        <w:spacing w:line="269" w:lineRule="auto" w:after="120" w:before="0"/>
-      </w:pPr>
       <w:r>
-        <w:rPr>
-          <w:rFonts w:ascii="Arial" w:eastAsia="Arial" w:hAnsi="Arial"/>
-          <w:color w:val="000000"/>
-          <w:sz w:val="22"/>
-          <w:lang w:val="ky-KG"/>
-        </w:rPr>
-        <w:t>Сөзүңө туруу; акчага жана кызматка табынбоо; уурдабоо жана бирөөнүн акысын жебөө.</w:t>
+        <w:t>Өзүңө пайдасыз болсо да, сөзүңө туруу. Адамдын баркын акча же кызмат менен өлчөбөө. Бирөөнүн мүлкүнө көз артпоо, акысын жебөө.</w:t>
       </w:r>
     </w:p>
     <w:p>
-      <w:pPr>
-        <w:keepNext w:val="0"/>
-        <w:keepLines w:val="0"/>
-        <w:pageBreakBefore w:val="0"/>
-        <w:widowControl/>
-        <w:spacing w:line="269" w:lineRule="auto" w:after="120" w:before="0"/>
-      </w:pPr>
       <w:r>
-        <w:rPr>
-          <w:rFonts w:ascii="Arial" w:eastAsia="Arial" w:hAnsi="Arial"/>
-          <w:color w:val="000000"/>
-          <w:sz w:val="22"/>
-          <w:lang w:val="ky-KG"/>
-        </w:rPr>
-        <w:t>Калп айтпоо, жалаа жаппоо, жеке кызыкчылык үчүн башка бирөөнү сатпоо жана акыйкатты коргоо.</w:t>
+        <w:t>Калп айтпоо, жалаа жаппоо, пайда үчүн бирөөгө чыккынчылык кылбоо. Унчукпай коюу оңой болсо да, адилетсиздикке кабылган адамды коргоо.</w:t>
       </w:r>
     </w:p>
     <w:p>
-      <w:pPr>
-        <w:keepNext/>
-        <w:keepLines w:val="0"/>
-        <w:pageBreakBefore w:val="0"/>
-        <w:widowControl/>
-        <w:spacing w:line="269" w:lineRule="auto" w:after="120" w:before="0"/>
-      </w:pPr>
       <w:r>
-        <w:rPr>
-          <w:rFonts w:ascii="Arial" w:eastAsia="Arial" w:hAnsi="Arial"/>
-          <w:color w:val="000000"/>
-          <w:sz w:val="22"/>
-          <w:lang w:val="ky-KG"/>
-        </w:rPr>
-        <w:t>Эки жүздүүлүктөн, кектен жана адамдарды бири-бирине тукуруудан алыс болуп, сүйө билүү.</w:t>
+        <w:t>Адамдардын ортосуна от жакпоо, бирөөнүн кайгысына сүйүнбөө. Сүйө билүү, сүйүүңдү сөз менен гана эмес, камкордук жана иш менен көрсөтүү.</w:t>
       </w:r>
     </w:p>
     <w:p>
-      <w:pPr>
-        <w:pStyle w:val="Moral"/>
-        <w:keepNext/>
-        <w:keepLines/>
-        <w:pageBreakBefore w:val="0"/>
-        <w:widowControl/>
-        <w:spacing w:before="120" w:after="120" w:line="269" w:lineRule="auto"/>
-        <w:ind w:left="240" w:right="240"/>
-        <w:rPr>
-          <w:lang w:val="ru-RU"/>
-        </w:rPr>
-      </w:pPr>
       <w:r>
         <w:rPr>
-          <w:rFonts w:ascii="Arial" w:hAnsi="Arial"/>
           <w:b/>
-          <w:color w:val="000000"/>
-          <w:sz w:val="22"/>
-          <w:lang w:val="ky-KG"/>
+          <w:bCs/>
         </w:rPr>
-        <w:t>Сабак: Адамдын баркы билиминен эле эмес, адамгерчилигинен да билинет. Өзгөнү сыйлай билген жүрөктө сүйүү да, адилеттик да болот.</w:t>
-      </w:r>
-      <w:r>
-        <w:rPr>
-          <w:rFonts w:ascii="Arial" w:hAnsi="Arial"/>
-          <w:color w:val="000000"/>
-          <w:sz w:val="22"/>
-          <w:lang w:val="ky-KG"/>
-        </w:rPr>
+        <w:t>Сабак: Билимибиз эмнени үйрөнгөнүбүздү көрсөтсө, кылган иштерибиз кандай адам болгонубузду көрсөтөт. Адамгерчилик күнүмдүк тандообуздан көрүнөт: чынчыл болуудан, башканын кадыр-баркын сактоодон жана кайгысына кайдыгер карабоодон.</w:t>
       </w:r>
     </w:p>
     <w:p>
-      <w:pPr>
-        <w:keepNext w:val="0"/>
-        <w:keepLines w:val="0"/>
-        <w:pageBreakBefore w:val="0"/>
-        <w:widowControl/>
-        <w:spacing w:before="0" w:after="160" w:line="269" w:lineRule="auto"/>
-        <w:jc w:val="right"/>
-      </w:pPr>
       <w:r>
         <w:rPr>
-          <w:rFonts w:ascii="Arial" w:eastAsia="Arial" w:hAnsi="Arial" w:cs="Arial"/>
           <w:i/>
-          <w:color w:val="000000"/>
-          <w:sz w:val="18"/>
-          <w:lang w:val="ky-KG"/>
+          <w:iCs/>
         </w:rPr>
-        <w:t>Аңгемелер ачык интернет булактарынан алынган, иллюстрациялар болсо ЖИ менен түзүлгөн.</w:t>
+        <w:t>Аңгемелер интернеттен чогултулуп, жасалма интеллекттин жардамы менен иштелип чыккан. Бардык сүрөттөр жасалма интеллект аркылуу түзүлгөн.</w:t>
       </w:r>
     </w:p>
+    <w:p/>
     <w:sectPr>
       <w:headerReference w:type="even" r:id="rId7"/>
       <w:headerReference w:type="default" r:id="rId8"/>
@@ -1032,7 +895,6 @@
     </w:pPr>
     <w:rPr>
       <w:rFonts w:asciiTheme="majorHAnsi" w:eastAsiaTheme="majorEastAsia" w:hAnsiTheme="majorHAnsi" w:cstheme="majorBidi"/>
-      <w:color w:val="000000"/>
       <w:sz w:val="40"/>
       <w:szCs w:val="40"/>
     </w:rPr>
@@ -1054,7 +916,6 @@
     </w:pPr>
     <w:rPr>
       <w:rFonts w:asciiTheme="majorHAnsi" w:eastAsiaTheme="majorEastAsia" w:hAnsiTheme="majorHAnsi" w:cstheme="majorBidi"/>
-      <w:color w:val="000000"/>
       <w:sz w:val="32"/>
       <w:szCs w:val="32"/>
     </w:rPr>
@@ -1077,7 +938,6 @@
     </w:pPr>
     <w:rPr>
       <w:rFonts w:eastAsiaTheme="majorEastAsia" w:cstheme="majorBidi"/>
-      <w:color w:val="000000"/>
       <w:sz w:val="28"/>
       <w:szCs w:val="28"/>
     </w:rPr>
@@ -1102,7 +962,6 @@
       <w:rFonts w:eastAsiaTheme="majorEastAsia" w:cstheme="majorBidi"/>
       <w:i/>
       <w:iCs/>
-      <w:color w:val="000000"/>
     </w:rPr>
   </w:style>
   <w:style w:type="paragraph" w:styleId="Heading5">
@@ -1123,7 +982,6 @@
     </w:pPr>
     <w:rPr>
       <w:rFonts w:eastAsiaTheme="majorEastAsia" w:cstheme="majorBidi"/>
-      <w:color w:val="000000"/>
     </w:rPr>
   </w:style>
   <w:style w:type="paragraph" w:styleId="Heading6">
@@ -1146,7 +1004,6 @@
       <w:rFonts w:eastAsiaTheme="majorEastAsia" w:cstheme="majorBidi"/>
       <w:i/>
       <w:iCs/>
-      <w:color w:val="000000"/>
     </w:rPr>
   </w:style>
   <w:style w:type="paragraph" w:styleId="Heading7">
@@ -1167,7 +1024,6 @@
     </w:pPr>
     <w:rPr>
       <w:rFonts w:eastAsiaTheme="majorEastAsia" w:cstheme="majorBidi"/>
-      <w:color w:val="000000"/>
     </w:rPr>
   </w:style>
   <w:style w:type="paragraph" w:styleId="Heading8">
@@ -1190,7 +1046,6 @@
       <w:rFonts w:eastAsiaTheme="majorEastAsia" w:cstheme="majorBidi"/>
       <w:i/>
       <w:iCs/>
-      <w:color w:val="000000"/>
     </w:rPr>
   </w:style>
   <w:style w:type="paragraph" w:styleId="Heading9">
@@ -1211,13 +1066,11 @@
     </w:pPr>
     <w:rPr>
       <w:rFonts w:eastAsiaTheme="majorEastAsia" w:cstheme="majorBidi"/>
-      <w:color w:val="000000"/>
     </w:rPr>
   </w:style>
   <w:style w:type="character" w:default="1" w:styleId="DefaultParagraphFont">
     <w:name w:val="Default Paragraph Font"/>
     <w:uiPriority w:val="1"/>
-    <w:semiHidden/>
     <w:unhideWhenUsed/>
   </w:style>
   <w:style w:type="table" w:default="1" w:styleId="TableNormal">
@@ -1373,7 +1226,6 @@
     </w:pPr>
     <w:rPr>
       <w:rFonts w:asciiTheme="majorHAnsi" w:eastAsiaTheme="majorEastAsia" w:hAnsiTheme="majorHAnsi" w:cstheme="majorBidi"/>
-      <w:color w:val="000000"/>
       <w:spacing w:val="-10"/>
       <w:kern w:val="28"/>
       <w:sz w:val="56"/>
@@ -1409,7 +1261,6 @@
     </w:pPr>
     <w:rPr>
       <w:rFonts w:eastAsiaTheme="majorEastAsia" w:cstheme="majorBidi"/>
-      <w:color w:val="000000"/>
       <w:spacing w:val="15"/>
       <w:sz w:val="28"/>
       <w:szCs w:val="28"/>
@@ -1444,7 +1295,6 @@
     <w:rPr>
       <w:i/>
       <w:iCs/>
-      <w:color w:val="000000"/>
     </w:rPr>
   </w:style>
   <w:style w:type="character" w:customStyle="1" w:styleId="QuoteChar">
@@ -1469,9 +1319,6 @@
       <w:ind w:left="720"/>
       <w:contextualSpacing/>
     </w:pPr>
-    <w:rPr>
-      <w:color w:val="000000"/>
-    </w:rPr>
   </w:style>
   <w:style w:type="character" w:styleId="IntenseEmphasis">
     <w:name w:val="Intense Emphasis"/>
@@ -1501,7 +1348,6 @@
     <w:rPr>
       <w:i/>
       <w:iCs/>
-      <w:color w:val="000000"/>
     </w:rPr>
   </w:style>
   <w:style w:type="character" w:customStyle="1" w:styleId="IntenseQuoteChar">
@@ -1541,9 +1387,6 @@
     <w:pPr>
       <w:spacing w:after="100"/>
     </w:pPr>
-    <w:rPr>
-      <w:color w:val="000000"/>
-    </w:rPr>
   </w:style>
   <w:style w:type="paragraph" w:customStyle="1" w:styleId="Moral">
     <w:name w:val="Moral"/>
@@ -1555,7 +1398,6 @@
     <w:rPr>
       <w:rFonts w:ascii="Arial" w:eastAsia="Arial" w:hAnsi="Arial"/>
       <w:i/>
-      <w:color w:val="000000"/>
       <w:kern w:val="0"/>
       <w:sz w:val="22"/>
       <w:szCs w:val="22"/>
@@ -1577,9 +1419,6 @@
       </w:tabs>
       <w:spacing w:after="0" w:line="240" w:lineRule="auto"/>
     </w:pPr>
-    <w:rPr>
-      <w:color w:val="000000"/>
-    </w:rPr>
   </w:style>
   <w:style w:type="character" w:customStyle="1" w:styleId="HeaderChar">
     <w:name w:val="Header Char"/>
@@ -1602,9 +1441,6 @@
       </w:tabs>
       <w:spacing w:after="0" w:line="240" w:lineRule="auto"/>
     </w:pPr>
-    <w:rPr>
-      <w:color w:val="000000"/>
-    </w:rPr>
   </w:style>
   <w:style w:type="character" w:customStyle="1" w:styleId="FooterChar">
     <w:name w:val="Footer Char"/>
@@ -1627,7 +1463,6 @@
     </w:pPr>
     <w:rPr>
       <w:rFonts w:eastAsiaTheme="minorEastAsia"/>
-      <w:color w:val="000000"/>
     </w:rPr>
   </w:style>
   <w:style w:type="paragraph" w:styleId="TOC3">
@@ -1644,7 +1479,6 @@
     </w:pPr>
     <w:rPr>
       <w:rFonts w:eastAsiaTheme="minorEastAsia"/>
-      <w:color w:val="000000"/>
     </w:rPr>
   </w:style>
   <w:style w:type="paragraph" w:styleId="TOC4">
@@ -1661,7 +1495,6 @@
     </w:pPr>
     <w:rPr>
       <w:rFonts w:eastAsiaTheme="minorEastAsia"/>
-      <w:color w:val="000000"/>
     </w:rPr>
   </w:style>
   <w:style w:type="paragraph" w:styleId="TOC5">
@@ -1678,7 +1511,6 @@
     </w:pPr>
     <w:rPr>
       <w:rFonts w:eastAsiaTheme="minorEastAsia"/>
-      <w:color w:val="000000"/>
     </w:rPr>
   </w:style>
   <w:style w:type="paragraph" w:styleId="TOC6">
@@ -1695,7 +1527,6 @@
     </w:pPr>
     <w:rPr>
       <w:rFonts w:eastAsiaTheme="minorEastAsia"/>
-      <w:color w:val="000000"/>
     </w:rPr>
   </w:style>
   <w:style w:type="paragraph" w:styleId="TOC7">
@@ -1712,7 +1543,6 @@
     </w:pPr>
     <w:rPr>
       <w:rFonts w:eastAsiaTheme="minorEastAsia"/>
-      <w:color w:val="000000"/>
     </w:rPr>
   </w:style>
   <w:style w:type="paragraph" w:styleId="TOC8">
@@ -1729,7 +1559,6 @@
     </w:pPr>
     <w:rPr>
       <w:rFonts w:eastAsiaTheme="minorEastAsia"/>
-      <w:color w:val="000000"/>
     </w:rPr>
   </w:style>
   <w:style w:type="paragraph" w:styleId="TOC9">
@@ -1746,7 +1575,6 @@
     </w:pPr>
     <w:rPr>
       <w:rFonts w:eastAsiaTheme="minorEastAsia"/>
-      <w:color w:val="000000"/>
     </w:rPr>
   </w:style>
   <w:style w:type="paragraph" w:styleId="TOCHeading">
@@ -1762,7 +1590,6 @@
       <w:outlineLvl w:val="9"/>
     </w:pPr>
     <w:rPr>
-      <w:color w:val="000000"/>
       <w:kern w:val="0"/>
       <w:sz w:val="32"/>
       <w:szCs w:val="32"/>
